--- a/job-search/resumes/20_Abbott_Laboratories_OpEx_Data_Analyst_I.docx
+++ b/job-search/resumes/20_Abbott_Laboratories_OpEx_Data_Analyst_I.docx
@@ -56,7 +56,7 @@
     </w:p>
     <w:p>
       <w:pPr>
-        <w:spacing w:after="60" w:before="160" w:line="240" w:lineRule="auto"/>
+        <w:spacing w:after="60" w:before="140" w:line="240" w:lineRule="auto"/>
         <w:pBdr>
           <w:bottom w:val="single" w:sz="6" w:space="2" w:color="BFBFBF"/>
         </w:pBdr>
@@ -84,12 +84,12 @@
           <w:i w:val="0"/>
           <w:sz w:val="20"/>
         </w:rPr>
-        <w:t>Analyst with 6+ years in data-intensive roles including a global pharmaceutical program, combining health-sector domain exposure with strong SQL, BI and reporting delivery. Managed pharmaceutical master data across 1,000+ SKUs and built the reporting that flagged supply and inventory risk in real time. Advanced SQL and Python, Power BI and Tableau, with a track record of dashboards that cut reporting time and KPI frameworks leadership actually uses. Python and SQL pipelines released through CI/CD practices, plus Informatica ETL standards that make data flows consistent and auditable. M.S. Information Systems; B.E. Industrial Engineering.</w:t>
+        <w:t>Analytics engineer with 6+ years building ETL pipelines and automated reporting on cloud infrastructure, replacing manual process with governed data products. Python and SQL pipelines released through CI/CD practices, plus Informatica ETL standards that keep data flows consistent and auditable. Managed 1,000+ pharmaceutical SKUs across East and West Africa and drove a $50M logistics cost reduction through cost-benefit and root cause analysis. Forecast accuracy improved 25% at Bath &amp; Body Works and 20% at GSK through statistical modeling and structured performance review.</w:t>
       </w:r>
     </w:p>
     <w:p>
       <w:pPr>
-        <w:spacing w:after="60" w:before="160" w:line="240" w:lineRule="auto"/>
+        <w:spacing w:after="60" w:before="140" w:line="240" w:lineRule="auto"/>
         <w:pBdr>
           <w:bottom w:val="single" w:sz="6" w:space="2" w:color="BFBFBF"/>
         </w:pBdr>
@@ -117,12 +117,12 @@
           <w:i w:val="0"/>
           <w:sz w:val="19"/>
         </w:rPr>
-        <w:t>SQL &amp; Python Analysis  ·  Power BI &amp; Tableau Dashboards  ·  KPI Design &amp; Executive Reporting  ·  Ad-hoc &amp; Self-Service Reporting  ·  ETL Pipeline Development  ·  Cloud Platforms &amp; CI/CD  ·  Data Modeling &amp; Database Design  ·  Healthcare &amp; Pharmaceutical Data  ·  Cross-Functional Collaboration  ·  Requirements Elicitation &amp; Documentation  ·  User Stories &amp; Acceptance Criteria  ·  UAT &amp; Business Acceptance Testing</w:t>
+        <w:t>healthcare data  ·  system &amp; data integration  ·  process &amp; reporting automation  ·  operational &amp; executive reporting  ·  use cases  ·  cloud platforms (AWS/Azure/GCP)  ·  regulatory &amp; compliance reporting  ·  statistical analysis  ·  machine learning (Scikit-learn; MS coursework)  ·  dashboards  ·  data visualization  ·  solution documentation  ·  data pipelines  ·  data governance</w:t>
       </w:r>
     </w:p>
     <w:p>
       <w:pPr>
-        <w:spacing w:after="60" w:before="160" w:line="240" w:lineRule="auto"/>
+        <w:spacing w:after="60" w:before="140" w:line="240" w:lineRule="auto"/>
         <w:pBdr>
           <w:bottom w:val="single" w:sz="6" w:space="2" w:color="BFBFBF"/>
         </w:pBdr>
@@ -149,14 +149,14 @@
           <w:b/>
           <w:sz w:val="20"/>
         </w:rPr>
-        <w:t xml:space="preserve">Analytics &amp; Querying: </w:t>
+        <w:t xml:space="preserve">Data Engineering: </w:t>
       </w:r>
       <w:r>
         <w:rPr>
           <w:rFonts w:ascii="Calibri" w:hAnsi="Calibri"/>
           <w:sz w:val="20"/>
         </w:rPr>
-        <w:t>SQL (advanced), Python (Pandas, NumPy, Scikit-learn), Excel (advanced), SAS, VBA, PowerShell</w:t>
+        <w:t>system &amp; data integration, process &amp; reporting automation, cloud platforms (AWS/Azure/GCP), data pipelines, ETL pipeline development, Informatica, data modeling</w:t>
       </w:r>
     </w:p>
     <w:p>
@@ -169,14 +169,34 @@
           <w:b/>
           <w:sz w:val="20"/>
         </w:rPr>
-        <w:t xml:space="preserve">Data Engineering: </w:t>
+        <w:t xml:space="preserve">Domain Expertise: </w:t>
       </w:r>
       <w:r>
         <w:rPr>
           <w:rFonts w:ascii="Calibri" w:hAnsi="Calibri"/>
           <w:sz w:val="20"/>
         </w:rPr>
-        <w:t>ETL pipeline development, Informatica, large-dataset cleaning &amp; processing, data modeling, database design, system integration</w:t>
+        <w:t>healthcare data</w:t>
+      </w:r>
+    </w:p>
+    <w:p>
+      <w:pPr>
+        <w:spacing w:after="20" w:before="0" w:line="240" w:lineRule="auto"/>
+      </w:pPr>
+      <w:r>
+        <w:rPr>
+          <w:rFonts w:ascii="Calibri" w:hAnsi="Calibri"/>
+          <w:b/>
+          <w:sz w:val="20"/>
+        </w:rPr>
+        <w:t xml:space="preserve">Analytics &amp; Modeling: </w:t>
+      </w:r>
+      <w:r>
+        <w:rPr>
+          <w:rFonts w:ascii="Calibri" w:hAnsi="Calibri"/>
+          <w:sz w:val="20"/>
+        </w:rPr>
+        <w:t>statistical analysis, machine learning (Scikit-learn; MS coursework), root cause analysis, capacity modeling, forecasting</w:t>
       </w:r>
     </w:p>
     <w:p>
@@ -196,47 +216,7 @@
           <w:rFonts w:ascii="Calibri" w:hAnsi="Calibri"/>
           <w:sz w:val="20"/>
         </w:rPr>
-        <w:t>Power BI (DAX, Power Query), Tableau, SSRS, executive dashboards, KPI scorecards</w:t>
-      </w:r>
-    </w:p>
-    <w:p>
-      <w:pPr>
-        <w:spacing w:after="20" w:before="0" w:line="240" w:lineRule="auto"/>
-      </w:pPr>
-      <w:r>
-        <w:rPr>
-          <w:rFonts w:ascii="Calibri" w:hAnsi="Calibri"/>
-          <w:b/>
-          <w:sz w:val="20"/>
-        </w:rPr>
-        <w:t xml:space="preserve">Cloud &amp; Delivery: </w:t>
-      </w:r>
-      <w:r>
-        <w:rPr>
-          <w:rFonts w:ascii="Calibri" w:hAnsi="Calibri"/>
-          <w:sz w:val="20"/>
-        </w:rPr>
-        <w:t>Cloud platforms (AWS/Azure/GCP), CI/CD pipelines, Snowflake, SQL Server</w:t>
-      </w:r>
-    </w:p>
-    <w:p>
-      <w:pPr>
-        <w:spacing w:after="20" w:before="0" w:line="240" w:lineRule="auto"/>
-      </w:pPr>
-      <w:r>
-        <w:rPr>
-          <w:rFonts w:ascii="Calibri" w:hAnsi="Calibri"/>
-          <w:b/>
-          <w:sz w:val="20"/>
-        </w:rPr>
-        <w:t xml:space="preserve">Modeling &amp; Planning: </w:t>
-      </w:r>
-      <w:r>
-        <w:rPr>
-          <w:rFonts w:ascii="Calibri" w:hAnsi="Calibri"/>
-          <w:sz w:val="20"/>
-        </w:rPr>
-        <w:t>Forecasting, demand planning, regression, statistical analysis, capacity modeling, NLP</w:t>
+        <w:t>operational &amp; executive reporting, dashboards, data visualization, Power BI (DAX, Power Query), Tableau, SSRS, KPI design &amp; monitoring</w:t>
       </w:r>
     </w:p>
     <w:p>
@@ -256,12 +236,52 @@
           <w:rFonts w:ascii="Calibri" w:hAnsi="Calibri"/>
           <w:sz w:val="20"/>
         </w:rPr>
-        <w:t>Requirements elicitation, functional &amp; non-functional specs, user stories, acceptance criteria, process flows (Visio), current/future-state and gap analysis</w:t>
+        <w:t>use cases, solution documentation</w:t>
       </w:r>
     </w:p>
     <w:p>
       <w:pPr>
-        <w:spacing w:after="60" w:before="160" w:line="240" w:lineRule="auto"/>
+        <w:spacing w:after="20" w:before="0" w:line="240" w:lineRule="auto"/>
+      </w:pPr>
+      <w:r>
+        <w:rPr>
+          <w:rFonts w:ascii="Calibri" w:hAnsi="Calibri"/>
+          <w:b/>
+          <w:sz w:val="20"/>
+        </w:rPr>
+        <w:t xml:space="preserve">Data Governance: </w:t>
+      </w:r>
+      <w:r>
+        <w:rPr>
+          <w:rFonts w:ascii="Calibri" w:hAnsi="Calibri"/>
+          <w:sz w:val="20"/>
+        </w:rPr>
+        <w:t>regulatory &amp; compliance reporting, data governance</w:t>
+      </w:r>
+    </w:p>
+    <w:p>
+      <w:pPr>
+        <w:spacing w:after="20" w:before="0" w:line="240" w:lineRule="auto"/>
+      </w:pPr>
+      <w:r>
+        <w:rPr>
+          <w:rFonts w:ascii="Calibri" w:hAnsi="Calibri"/>
+          <w:b/>
+          <w:sz w:val="20"/>
+        </w:rPr>
+        <w:t xml:space="preserve">Enterprise Platforms: </w:t>
+      </w:r>
+      <w:r>
+        <w:rPr>
+          <w:rFonts w:ascii="Calibri" w:hAnsi="Calibri"/>
+          <w:sz w:val="20"/>
+        </w:rPr>
+        <w:t>SAP (SD, MM, CRM, PP, WLM), SQL Server, Snowflake</w:t>
+      </w:r>
+    </w:p>
+    <w:p>
+      <w:pPr>
+        <w:spacing w:after="60" w:before="140" w:line="240" w:lineRule="auto"/>
         <w:pBdr>
           <w:bottom w:val="single" w:sz="6" w:space="2" w:color="BFBFBF"/>
         </w:pBdr>
@@ -317,35 +337,7 @@
           <w:rFonts w:ascii="Calibri" w:hAnsi="Calibri"/>
           <w:sz w:val="20"/>
         </w:rPr>
-        <w:t>Build and automate Python and SQL data pipelines and reporting applications released through CI/CD practices on cloud infrastructure.</w:t>
-      </w:r>
-    </w:p>
-    <w:p>
-      <w:pPr>
-        <w:pStyle w:val="ListBullet"/>
-        <w:spacing w:after="40" w:before="0" w:line="240" w:lineRule="auto"/>
-        <w:ind w:left="259" w:hanging="187"/>
-      </w:pPr>
-      <w:r>
-        <w:rPr>
-          <w:rFonts w:ascii="Calibri" w:hAnsi="Calibri"/>
-          <w:sz w:val="20"/>
-        </w:rPr>
         <w:t>Engineered and deployed interactive Power BI dashboards integrating disparate enterprise data sources, cutting reporting time 30% and generating $20,000 in annual savings.</w:t>
-      </w:r>
-    </w:p>
-    <w:p>
-      <w:pPr>
-        <w:pStyle w:val="ListBullet"/>
-        <w:spacing w:after="40" w:before="0" w:line="240" w:lineRule="auto"/>
-        <w:ind w:left="259" w:hanging="187"/>
-      </w:pPr>
-      <w:r>
-        <w:rPr>
-          <w:rFonts w:ascii="Calibri" w:hAnsi="Calibri"/>
-          <w:sz w:val="20"/>
-        </w:rPr>
-        <w:t>Built analytical models for the transportation function that exposed critical deficiencies in the bidding process, delivering recommendations worth $10M in annual cost savings.</w:t>
       </w:r>
     </w:p>
     <w:p>
@@ -373,21 +365,7 @@
           <w:rFonts w:ascii="Calibri" w:hAnsi="Calibri"/>
           <w:sz w:val="20"/>
         </w:rPr>
-        <w:t>Designed a carton-sizing optimization model that saved 200 man-hours per month through data-driven change to inventory processes.</w:t>
-      </w:r>
-    </w:p>
-    <w:p>
-      <w:pPr>
-        <w:pStyle w:val="ListBullet"/>
-        <w:spacing w:after="40" w:before="0" w:line="240" w:lineRule="auto"/>
-        <w:ind w:left="259" w:hanging="187"/>
-      </w:pPr>
-      <w:r>
-        <w:rPr>
-          <w:rFonts w:ascii="Calibri" w:hAnsi="Calibri"/>
-          <w:sz w:val="20"/>
-        </w:rPr>
-        <w:t>Partnered with product and operations teams to turn analysis into process improvements, contributing to a $10,000 monthly labor cost reduction.</w:t>
+        <w:t>Build and automate Python and SQL data pipelines and reporting applications released through CI/CD practices on cloud infrastructure.</w:t>
       </w:r>
     </w:p>
     <w:p>
@@ -415,7 +393,49 @@
           <w:rFonts w:ascii="Calibri" w:hAnsi="Calibri"/>
           <w:sz w:val="20"/>
         </w:rPr>
+        <w:t>Own data quality and governance processes across cross-functional analytics initiatives, maintaining review controls, ownership clarity and standards adoption that keep enterprise reporting trusted.</w:t>
+      </w:r>
+    </w:p>
+    <w:p>
+      <w:pPr>
+        <w:pStyle w:val="ListBullet"/>
+        <w:spacing w:after="40" w:before="0" w:line="240" w:lineRule="auto"/>
+        <w:ind w:left="259" w:hanging="187"/>
+      </w:pPr>
+      <w:r>
+        <w:rPr>
+          <w:rFonts w:ascii="Calibri" w:hAnsi="Calibri"/>
+          <w:sz w:val="20"/>
+        </w:rPr>
+        <w:t>Designed a carton-sizing optimization model that saved 200 man-hours per month through data-driven change to inventory processes.</w:t>
+      </w:r>
+    </w:p>
+    <w:p>
+      <w:pPr>
+        <w:pStyle w:val="ListBullet"/>
+        <w:spacing w:after="40" w:before="0" w:line="240" w:lineRule="auto"/>
+        <w:ind w:left="259" w:hanging="187"/>
+      </w:pPr>
+      <w:r>
+        <w:rPr>
+          <w:rFonts w:ascii="Calibri" w:hAnsi="Calibri"/>
+          <w:sz w:val="20"/>
+        </w:rPr>
         <w:t>Execute SQL against backend databases for extraction, validation and reconciliation, confirming delivered data matches documented requirements before release.</w:t>
+      </w:r>
+    </w:p>
+    <w:p>
+      <w:pPr>
+        <w:pStyle w:val="ListBullet"/>
+        <w:spacing w:after="40" w:before="0" w:line="240" w:lineRule="auto"/>
+        <w:ind w:left="259" w:hanging="187"/>
+      </w:pPr>
+      <w:r>
+        <w:rPr>
+          <w:rFonts w:ascii="Calibri" w:hAnsi="Calibri"/>
+          <w:sz w:val="20"/>
+        </w:rPr>
+        <w:t>Built analytical models for the transportation function that exposed critical deficiencies in the bidding process, delivering recommendations worth $10M in annual cost savings.</w:t>
       </w:r>
     </w:p>
     <w:p>
@@ -471,7 +491,7 @@
           <w:rFonts w:ascii="Calibri" w:hAnsi="Calibri"/>
           <w:sz w:val="20"/>
         </w:rPr>
-        <w:t>Managed and analyzed data for 1,000+ pharmaceutical SKUs across East and West Africa, building reporting infrastructure to monitor supply-demand balance and flag inventory risk in real time.</w:t>
+        <w:t>Established a standardized Informatica ETL operating procedure for product data ingestion into SAP, creating consistent, auditable and lineage-traceable data flows across business functions.</w:t>
       </w:r>
     </w:p>
     <w:p>
@@ -499,7 +519,35 @@
           <w:rFonts w:ascii="Calibri" w:hAnsi="Calibri"/>
           <w:sz w:val="20"/>
         </w:rPr>
-        <w:t>Established a standardized Informatica ETL operating procedure for product data ingestion into SAP, creating consistent, auditable and lineage-traceable data flows across business functions.</w:t>
+        <w:t>Led migration of manual data processes into SAP, applying master data management and validation controls to achieve 100% data integrity and cut data entry errors 40%.</w:t>
+      </w:r>
+    </w:p>
+    <w:p>
+      <w:pPr>
+        <w:pStyle w:val="ListBullet"/>
+        <w:spacing w:after="40" w:before="0" w:line="240" w:lineRule="auto"/>
+        <w:ind w:left="259" w:hanging="187"/>
+      </w:pPr>
+      <w:r>
+        <w:rPr>
+          <w:rFonts w:ascii="Calibri" w:hAnsi="Calibri"/>
+          <w:sz w:val="20"/>
+        </w:rPr>
+        <w:t>Managed and analyzed data for 1,000+ pharmaceutical SKUs across East and West Africa, building reporting infrastructure to monitor supply-demand balance and flag inventory risk in real time.</w:t>
+      </w:r>
+    </w:p>
+    <w:p>
+      <w:pPr>
+        <w:pStyle w:val="ListBullet"/>
+        <w:spacing w:after="40" w:before="0" w:line="240" w:lineRule="auto"/>
+        <w:ind w:left="259" w:hanging="187"/>
+      </w:pPr>
+      <w:r>
+        <w:rPr>
+          <w:rFonts w:ascii="Calibri" w:hAnsi="Calibri"/>
+          <w:sz w:val="20"/>
+        </w:rPr>
+        <w:t>Coordinated data collection across markets, updating collection tools and processes to yield statistically reliable and informative data for program assessment.</w:t>
       </w:r>
     </w:p>
     <w:p>
@@ -518,35 +566,7 @@
     </w:p>
     <w:p>
       <w:pPr>
-        <w:pStyle w:val="ListBullet"/>
-        <w:spacing w:after="40" w:before="0" w:line="240" w:lineRule="auto"/>
-        <w:ind w:left="259" w:hanging="187"/>
-      </w:pPr>
-      <w:r>
-        <w:rPr>
-          <w:rFonts w:ascii="Calibri" w:hAnsi="Calibri"/>
-          <w:sz w:val="20"/>
-        </w:rPr>
-        <w:t>Ran daily supply-demand gap analysis using VBA, Power BI, Tableau and PowerShell, reducing stockouts 30% through proactive insight delivery.</w:t>
-      </w:r>
-    </w:p>
-    <w:p>
-      <w:pPr>
-        <w:pStyle w:val="ListBullet"/>
-        <w:spacing w:after="40" w:before="0" w:line="240" w:lineRule="auto"/>
-        <w:ind w:left="259" w:hanging="187"/>
-      </w:pPr>
-      <w:r>
-        <w:rPr>
-          <w:rFonts w:ascii="Calibri" w:hAnsi="Calibri"/>
-          <w:sz w:val="20"/>
-        </w:rPr>
-        <w:t>Coordinated data collection across markets, updating collection tools and processes to yield statistically reliable and informative data for program assessment.</w:t>
-      </w:r>
-    </w:p>
-    <w:p>
-      <w:pPr>
-        <w:spacing w:after="60" w:before="160" w:line="240" w:lineRule="auto"/>
+        <w:spacing w:after="60" w:before="140" w:line="240" w:lineRule="auto"/>
         <w:pBdr>
           <w:bottom w:val="single" w:sz="6" w:space="2" w:color="BFBFBF"/>
         </w:pBdr>
@@ -621,7 +641,7 @@
     </w:p>
     <w:sectPr>
       <w:pgSz w:w="12240" w:h="15840"/>
-      <w:pgMar w:top="720" w:right="936" w:bottom="720" w:left="936" w:header="720" w:footer="720" w:gutter="0"/>
+      <w:pgMar w:top="720" w:right="864" w:bottom="720" w:left="864" w:header="720" w:footer="720" w:gutter="0"/>
       <w:cols w:space="720"/>
       <w:docGrid w:linePitch="360"/>
     </w:sectPr>
